--- a/Taylor/Java/Taylor Pentz.docx
+++ b/Taylor/Java/Taylor Pentz.docx
@@ -642,7 +642,29 @@
           <w:sz w:val="24"/>
           <w:szCs w:val="24"/>
         </w:rPr>
-        <w:t>Boston, MA (Remote) | Apr 2023 – Mar 2025</w:t>
+        <w:t xml:space="preserve">Boston, MA (Remote) | Apr 2023 – </w:t>
+      </w:r>
+      <w:r>
+        <w:rPr>
+          <w:rFonts w:ascii="Times New Roman" w:eastAsia="Times New Roman" w:hAnsi="Times New Roman" w:cs="Times New Roman"/>
+          <w:i/>
+          <w:iCs/>
+          <w:sz w:val="24"/>
+          <w:szCs w:val="24"/>
+        </w:rPr>
+        <w:t>Dec</w:t>
+      </w:r>
+      <w:bookmarkStart w:id="0" w:name="_GoBack"/>
+      <w:bookmarkEnd w:id="0"/>
+      <w:r>
+        <w:rPr>
+          <w:rFonts w:ascii="Times New Roman" w:eastAsia="Times New Roman" w:hAnsi="Times New Roman" w:cs="Times New Roman"/>
+          <w:i/>
+          <w:iCs/>
+          <w:sz w:val="24"/>
+          <w:szCs w:val="24"/>
+        </w:rPr>
+        <w:t xml:space="preserve"> 2025</w:t>
       </w:r>
     </w:p>
     <w:p>
@@ -1922,10 +1944,7 @@
         <w:t>Bachelor’s Degree in Computer Science (2010 – 2014)</w:t>
       </w:r>
     </w:p>
-    <w:p>
-      <w:bookmarkStart w:id="0" w:name="_GoBack"/>
-      <w:bookmarkEnd w:id="0"/>
-    </w:p>
+    <w:p/>
     <w:sectPr>
       <w:pgSz w:w="12240" w:h="15840"/>
       <w:pgMar w:top="720" w:right="720" w:bottom="720" w:left="720" w:header="720" w:footer="720" w:gutter="0"/>
@@ -7918,7 +7937,7 @@
 </file>
 
 <file path=customXml/itemProps1.xml><?xml version="1.0" encoding="utf-8"?>
-<ds:datastoreItem xmlns:ds="http://schemas.openxmlformats.org/officeDocument/2006/customXml" ds:itemID="{57A0F263-023A-4929-91B9-BBF0C7B51CD4}">
+<ds:datastoreItem xmlns:ds="http://schemas.openxmlformats.org/officeDocument/2006/customXml" ds:itemID="{0CA67906-228E-444C-935B-602DE40CE6B3}">
   <ds:schemaRefs>
     <ds:schemaRef ds:uri="http://schemas.openxmlformats.org/officeDocument/2006/bibliography"/>
   </ds:schemaRefs>
